--- a/Science Books/QED Course/Lesson 15 Perturbation Theory.docx
+++ b/Science Books/QED Course/Lesson 15 Perturbation Theory.docx
@@ -539,7 +539,34 @@
       <m:oMathPara>
         <m:oMath>
           <m:r>
-            <m:t xml:space="preserve">H = H₀ + λ H′</m:t>
+            <m:t xml:space="preserve">H</m:t>
+          </m:r>
+          <m:r>
+            <m:t xml:space="preserve">=</m:t>
+          </m:r>
+          <m:sSub>
+            <m:e>
+              <m:r>
+                <m:t xml:space="preserve">H</m:t>
+              </m:r>
+            </m:e>
+            <m:sub>
+              <m:r>
+                <m:t xml:space="preserve">0</m:t>
+              </m:r>
+            </m:sub>
+          </m:sSub>
+          <m:r>
+            <m:t xml:space="preserve">+</m:t>
+          </m:r>
+          <m:r>
+            <m:t xml:space="preserve">λ</m:t>
+          </m:r>
+          <m:r>
+            <m:t xml:space="preserve"> </m:t>
+          </m:r>
+          <m:r>
+            <m:t xml:space="preserve">H′</m:t>
           </m:r>
         </m:oMath>
       </m:oMathPara>
@@ -570,7 +597,163 @@
       <m:oMathPara>
         <m:oMath>
           <m:r>
-            <m:t xml:space="preserve">Eₙ = Eₙ⁽⁰⁾ + λEₙ⁽¹⁾ + λ²Eₙ⁽²⁾ + ⋯,    |n⟩ = |n⁽⁰⁾⟩ + λ|n⁽¹⁾⟩ + λ²|n⁽²⁾⟩ + ⋯</m:t>
+            <m:t xml:space="preserve">Eₙ</m:t>
+          </m:r>
+          <m:r>
+            <m:t xml:space="preserve">=</m:t>
+          </m:r>
+          <m:sSup>
+            <m:e>
+              <m:r>
+                <m:t xml:space="preserve">Eₙ</m:t>
+              </m:r>
+            </m:e>
+            <m:sup>
+              <m:r>
+                <m:t xml:space="preserve">(0)</m:t>
+              </m:r>
+            </m:sup>
+          </m:sSup>
+          <m:r>
+            <m:t xml:space="preserve">+</m:t>
+          </m:r>
+          <m:sSup>
+            <m:e>
+              <m:r>
+                <m:t xml:space="preserve">λEₙ</m:t>
+              </m:r>
+            </m:e>
+            <m:sup>
+              <m:r>
+                <m:t xml:space="preserve">(1)</m:t>
+              </m:r>
+            </m:sup>
+          </m:sSup>
+          <m:r>
+            <m:t xml:space="preserve">+</m:t>
+          </m:r>
+          <m:sSup>
+            <m:e>
+              <m:r>
+                <m:t xml:space="preserve">λ</m:t>
+              </m:r>
+            </m:e>
+            <m:sup>
+              <m:r>
+                <m:t xml:space="preserve">2</m:t>
+              </m:r>
+            </m:sup>
+          </m:sSup>
+          <m:sSup>
+            <m:e>
+              <m:r>
+                <m:t xml:space="preserve">Eₙ</m:t>
+              </m:r>
+            </m:e>
+            <m:sup>
+              <m:r>
+                <m:t xml:space="preserve">(2)</m:t>
+              </m:r>
+            </m:sup>
+          </m:sSup>
+          <m:r>
+            <m:t xml:space="preserve">+</m:t>
+          </m:r>
+          <m:r>
+            <m:t xml:space="preserve">⋯</m:t>
+          </m:r>
+          <m:r>
+            <m:t xml:space="preserve">,</m:t>
+          </m:r>
+          <m:r>
+            <m:t xml:space="preserve">|</m:t>
+          </m:r>
+          <m:r>
+            <m:t xml:space="preserve">n⟩</m:t>
+          </m:r>
+          <m:r>
+            <m:t xml:space="preserve">=</m:t>
+          </m:r>
+          <m:r>
+            <m:t xml:space="preserve">|</m:t>
+          </m:r>
+          <m:sSup>
+            <m:e>
+              <m:r>
+                <m:t xml:space="preserve">n</m:t>
+              </m:r>
+            </m:e>
+            <m:sup>
+              <m:r>
+                <m:t xml:space="preserve">(0)</m:t>
+              </m:r>
+            </m:sup>
+          </m:sSup>
+          <m:r>
+            <m:t xml:space="preserve">⟩</m:t>
+          </m:r>
+          <m:r>
+            <m:t xml:space="preserve">+</m:t>
+          </m:r>
+          <m:r>
+            <m:t xml:space="preserve">λ</m:t>
+          </m:r>
+          <m:r>
+            <m:t xml:space="preserve">|</m:t>
+          </m:r>
+          <m:sSup>
+            <m:e>
+              <m:r>
+                <m:t xml:space="preserve">n</m:t>
+              </m:r>
+            </m:e>
+            <m:sup>
+              <m:r>
+                <m:t xml:space="preserve">(1)</m:t>
+              </m:r>
+            </m:sup>
+          </m:sSup>
+          <m:r>
+            <m:t xml:space="preserve">⟩</m:t>
+          </m:r>
+          <m:r>
+            <m:t xml:space="preserve">+</m:t>
+          </m:r>
+          <m:sSup>
+            <m:e>
+              <m:r>
+                <m:t xml:space="preserve">λ</m:t>
+              </m:r>
+            </m:e>
+            <m:sup>
+              <m:r>
+                <m:t xml:space="preserve">2</m:t>
+              </m:r>
+            </m:sup>
+          </m:sSup>
+          <m:r>
+            <m:t xml:space="preserve">|</m:t>
+          </m:r>
+          <m:sSup>
+            <m:e>
+              <m:r>
+                <m:t xml:space="preserve">n</m:t>
+              </m:r>
+            </m:e>
+            <m:sup>
+              <m:r>
+                <m:t xml:space="preserve">(2)</m:t>
+              </m:r>
+            </m:sup>
+          </m:sSup>
+          <m:r>
+            <m:t xml:space="preserve">⟩</m:t>
+          </m:r>
+          <m:r>
+            <m:t xml:space="preserve">+</m:t>
+          </m:r>
+          <m:r>
+            <m:t xml:space="preserve">⋯</m:t>
           </m:r>
         </m:oMath>
       </m:oMathPara>
@@ -587,8 +770,83 @@
       </w:pPr>
       <m:oMathPara>
         <m:oMath>
+          <m:sSup>
+            <m:e>
+              <m:r>
+                <m:t xml:space="preserve">λ</m:t>
+              </m:r>
+            </m:e>
+            <m:sup>
+              <m:r>
+                <m:t xml:space="preserve">0</m:t>
+              </m:r>
+            </m:sup>
+          </m:sSup>
           <m:r>
-            <m:t xml:space="preserve">λ⁰:  H₀|n⁽⁰⁾⟩ = Eₙ⁽⁰⁾|n⁽⁰⁾⟩</m:t>
+            <m:t xml:space="preserve">:</m:t>
+          </m:r>
+          <m:sSub>
+            <m:e>
+              <m:r>
+                <m:t xml:space="preserve">H</m:t>
+              </m:r>
+            </m:e>
+            <m:sub>
+              <m:r>
+                <m:t xml:space="preserve">0</m:t>
+              </m:r>
+            </m:sub>
+          </m:sSub>
+          <m:r>
+            <m:t xml:space="preserve">|</m:t>
+          </m:r>
+          <m:sSup>
+            <m:e>
+              <m:r>
+                <m:t xml:space="preserve">n</m:t>
+              </m:r>
+            </m:e>
+            <m:sup>
+              <m:r>
+                <m:t xml:space="preserve">(0)</m:t>
+              </m:r>
+            </m:sup>
+          </m:sSup>
+          <m:r>
+            <m:t xml:space="preserve">⟩</m:t>
+          </m:r>
+          <m:r>
+            <m:t xml:space="preserve">=</m:t>
+          </m:r>
+          <m:sSup>
+            <m:e>
+              <m:r>
+                <m:t xml:space="preserve">Eₙ</m:t>
+              </m:r>
+            </m:e>
+            <m:sup>
+              <m:r>
+                <m:t xml:space="preserve">(0)</m:t>
+              </m:r>
+            </m:sup>
+          </m:sSup>
+          <m:r>
+            <m:t xml:space="preserve">|</m:t>
+          </m:r>
+          <m:sSup>
+            <m:e>
+              <m:r>
+                <m:t xml:space="preserve">n</m:t>
+              </m:r>
+            </m:e>
+            <m:sup>
+              <m:r>
+                <m:t xml:space="preserve">(0)</m:t>
+              </m:r>
+            </m:sup>
+          </m:sSup>
+          <m:r>
+            <m:t xml:space="preserve">⟩</m:t>
           </m:r>
         </m:oMath>
       </m:oMathPara>
@@ -600,8 +858,140 @@
       </w:pPr>
       <m:oMathPara>
         <m:oMath>
+          <m:sSup>
+            <m:e>
+              <m:r>
+                <m:t xml:space="preserve">λ</m:t>
+              </m:r>
+            </m:e>
+            <m:sup>
+              <m:r>
+                <m:t xml:space="preserve">1</m:t>
+              </m:r>
+            </m:sup>
+          </m:sSup>
           <m:r>
-            <m:t xml:space="preserve">λ¹:  H₀|n⁽¹⁾⟩ + H′|n⁽⁰⁾⟩ = Eₙ⁽⁰⁾|n⁽¹⁾⟩ + Eₙ⁽¹⁾|n⁽⁰⁾⟩</m:t>
+            <m:t xml:space="preserve">:</m:t>
+          </m:r>
+          <m:sSub>
+            <m:e>
+              <m:r>
+                <m:t xml:space="preserve">H</m:t>
+              </m:r>
+            </m:e>
+            <m:sub>
+              <m:r>
+                <m:t xml:space="preserve">0</m:t>
+              </m:r>
+            </m:sub>
+          </m:sSub>
+          <m:r>
+            <m:t xml:space="preserve">|</m:t>
+          </m:r>
+          <m:sSup>
+            <m:e>
+              <m:r>
+                <m:t xml:space="preserve">n</m:t>
+              </m:r>
+            </m:e>
+            <m:sup>
+              <m:r>
+                <m:t xml:space="preserve">(1)</m:t>
+              </m:r>
+            </m:sup>
+          </m:sSup>
+          <m:r>
+            <m:t xml:space="preserve">⟩</m:t>
+          </m:r>
+          <m:r>
+            <m:t xml:space="preserve">+</m:t>
+          </m:r>
+          <m:r>
+            <m:t xml:space="preserve">H′</m:t>
+          </m:r>
+          <m:r>
+            <m:t xml:space="preserve">|</m:t>
+          </m:r>
+          <m:sSup>
+            <m:e>
+              <m:r>
+                <m:t xml:space="preserve">n</m:t>
+              </m:r>
+            </m:e>
+            <m:sup>
+              <m:r>
+                <m:t xml:space="preserve">(0)</m:t>
+              </m:r>
+            </m:sup>
+          </m:sSup>
+          <m:r>
+            <m:t xml:space="preserve">⟩</m:t>
+          </m:r>
+          <m:r>
+            <m:t xml:space="preserve">=</m:t>
+          </m:r>
+          <m:sSup>
+            <m:e>
+              <m:r>
+                <m:t xml:space="preserve">Eₙ</m:t>
+              </m:r>
+            </m:e>
+            <m:sup>
+              <m:r>
+                <m:t xml:space="preserve">(0)</m:t>
+              </m:r>
+            </m:sup>
+          </m:sSup>
+          <m:r>
+            <m:t xml:space="preserve">|</m:t>
+          </m:r>
+          <m:sSup>
+            <m:e>
+              <m:r>
+                <m:t xml:space="preserve">n</m:t>
+              </m:r>
+            </m:e>
+            <m:sup>
+              <m:r>
+                <m:t xml:space="preserve">(1)</m:t>
+              </m:r>
+            </m:sup>
+          </m:sSup>
+          <m:r>
+            <m:t xml:space="preserve">⟩</m:t>
+          </m:r>
+          <m:r>
+            <m:t xml:space="preserve">+</m:t>
+          </m:r>
+          <m:sSup>
+            <m:e>
+              <m:r>
+                <m:t xml:space="preserve">Eₙ</m:t>
+              </m:r>
+            </m:e>
+            <m:sup>
+              <m:r>
+                <m:t xml:space="preserve">(1)</m:t>
+              </m:r>
+            </m:sup>
+          </m:sSup>
+          <m:r>
+            <m:t xml:space="preserve">|</m:t>
+          </m:r>
+          <m:sSup>
+            <m:e>
+              <m:r>
+                <m:t xml:space="preserve">n</m:t>
+              </m:r>
+            </m:e>
+            <m:sup>
+              <m:r>
+                <m:t xml:space="preserve">(0)</m:t>
+              </m:r>
+            </m:sup>
+          </m:sSup>
+          <m:r>
+            <m:t xml:space="preserve">⟩</m:t>
           </m:r>
         </m:oMath>
       </m:oMathPara>
@@ -613,8 +1003,173 @@
       </w:pPr>
       <m:oMathPara>
         <m:oMath>
+          <m:sSup>
+            <m:e>
+              <m:r>
+                <m:t xml:space="preserve">λ</m:t>
+              </m:r>
+            </m:e>
+            <m:sup>
+              <m:r>
+                <m:t xml:space="preserve">2</m:t>
+              </m:r>
+            </m:sup>
+          </m:sSup>
           <m:r>
-            <m:t xml:space="preserve">λ²:  H₀|n⁽²⁾⟩ + H′|n⁽¹⁾⟩ = Eₙ⁽⁰⁾|n⁽²⁾⟩ + Eₙ⁽¹⁾|n⁽¹⁾⟩ + Eₙ⁽²⁾|n⁽⁰⁾⟩</m:t>
+            <m:t xml:space="preserve">:</m:t>
+          </m:r>
+          <m:sSub>
+            <m:e>
+              <m:r>
+                <m:t xml:space="preserve">H</m:t>
+              </m:r>
+            </m:e>
+            <m:sub>
+              <m:r>
+                <m:t xml:space="preserve">0</m:t>
+              </m:r>
+            </m:sub>
+          </m:sSub>
+          <m:r>
+            <m:t xml:space="preserve">|</m:t>
+          </m:r>
+          <m:sSup>
+            <m:e>
+              <m:r>
+                <m:t xml:space="preserve">n</m:t>
+              </m:r>
+            </m:e>
+            <m:sup>
+              <m:r>
+                <m:t xml:space="preserve">(2)</m:t>
+              </m:r>
+            </m:sup>
+          </m:sSup>
+          <m:r>
+            <m:t xml:space="preserve">⟩</m:t>
+          </m:r>
+          <m:r>
+            <m:t xml:space="preserve">+</m:t>
+          </m:r>
+          <m:r>
+            <m:t xml:space="preserve">H′</m:t>
+          </m:r>
+          <m:r>
+            <m:t xml:space="preserve">|</m:t>
+          </m:r>
+          <m:sSup>
+            <m:e>
+              <m:r>
+                <m:t xml:space="preserve">n</m:t>
+              </m:r>
+            </m:e>
+            <m:sup>
+              <m:r>
+                <m:t xml:space="preserve">(1)</m:t>
+              </m:r>
+            </m:sup>
+          </m:sSup>
+          <m:r>
+            <m:t xml:space="preserve">⟩</m:t>
+          </m:r>
+          <m:r>
+            <m:t xml:space="preserve">=</m:t>
+          </m:r>
+          <m:sSup>
+            <m:e>
+              <m:r>
+                <m:t xml:space="preserve">Eₙ</m:t>
+              </m:r>
+            </m:e>
+            <m:sup>
+              <m:r>
+                <m:t xml:space="preserve">(0)</m:t>
+              </m:r>
+            </m:sup>
+          </m:sSup>
+          <m:r>
+            <m:t xml:space="preserve">|</m:t>
+          </m:r>
+          <m:sSup>
+            <m:e>
+              <m:r>
+                <m:t xml:space="preserve">n</m:t>
+              </m:r>
+            </m:e>
+            <m:sup>
+              <m:r>
+                <m:t xml:space="preserve">(2)</m:t>
+              </m:r>
+            </m:sup>
+          </m:sSup>
+          <m:r>
+            <m:t xml:space="preserve">⟩</m:t>
+          </m:r>
+          <m:r>
+            <m:t xml:space="preserve">+</m:t>
+          </m:r>
+          <m:sSup>
+            <m:e>
+              <m:r>
+                <m:t xml:space="preserve">Eₙ</m:t>
+              </m:r>
+            </m:e>
+            <m:sup>
+              <m:r>
+                <m:t xml:space="preserve">(1)</m:t>
+              </m:r>
+            </m:sup>
+          </m:sSup>
+          <m:r>
+            <m:t xml:space="preserve">|</m:t>
+          </m:r>
+          <m:sSup>
+            <m:e>
+              <m:r>
+                <m:t xml:space="preserve">n</m:t>
+              </m:r>
+            </m:e>
+            <m:sup>
+              <m:r>
+                <m:t xml:space="preserve">(1)</m:t>
+              </m:r>
+            </m:sup>
+          </m:sSup>
+          <m:r>
+            <m:t xml:space="preserve">⟩</m:t>
+          </m:r>
+          <m:r>
+            <m:t xml:space="preserve">+</m:t>
+          </m:r>
+          <m:sSup>
+            <m:e>
+              <m:r>
+                <m:t xml:space="preserve">Eₙ</m:t>
+              </m:r>
+            </m:e>
+            <m:sup>
+              <m:r>
+                <m:t xml:space="preserve">(2)</m:t>
+              </m:r>
+            </m:sup>
+          </m:sSup>
+          <m:r>
+            <m:t xml:space="preserve">|</m:t>
+          </m:r>
+          <m:sSup>
+            <m:e>
+              <m:r>
+                <m:t xml:space="preserve">n</m:t>
+              </m:r>
+            </m:e>
+            <m:sup>
+              <m:r>
+                <m:t xml:space="preserve">(0)</m:t>
+              </m:r>
+            </m:sup>
+          </m:sSup>
+          <m:r>
+            <m:t xml:space="preserve">⟩</m:t>
           </m:r>
         </m:oMath>
       </m:oMathPara>
@@ -652,9 +1207,150 @@
       </w:pPr>
       <m:oMathPara>
         <m:oMath>
+          <m:sSup>
+            <m:e>
+              <m:r>
+                <m:t xml:space="preserve">⟨n</m:t>
+              </m:r>
+            </m:e>
+            <m:sup>
+              <m:r>
+                <m:t xml:space="preserve">(0)</m:t>
+              </m:r>
+            </m:sup>
+          </m:sSup>
           <m:r>
-            <m:t xml:space="preserve">⟨n⁽⁰⁾|H₀|n⁽¹⁾⟩ + ⟨n⁽⁰⁾|H′|n⁽⁰⁾⟩ = Eₙ⁽⁰⁾⟨n⁽⁰⁾|n⁽¹⁾⟩ + Eₙ⁽¹⁾</m:t>
+            <m:t xml:space="preserve">|</m:t>
           </m:r>
+          <m:sSub>
+            <m:e>
+              <m:r>
+                <m:t xml:space="preserve">H</m:t>
+              </m:r>
+            </m:e>
+            <m:sub>
+              <m:r>
+                <m:t xml:space="preserve">0</m:t>
+              </m:r>
+            </m:sub>
+          </m:sSub>
+          <m:r>
+            <m:t xml:space="preserve">|</m:t>
+          </m:r>
+          <m:sSup>
+            <m:e>
+              <m:r>
+                <m:t xml:space="preserve">n</m:t>
+              </m:r>
+            </m:e>
+            <m:sup>
+              <m:r>
+                <m:t xml:space="preserve">(1)</m:t>
+              </m:r>
+            </m:sup>
+          </m:sSup>
+          <m:r>
+            <m:t xml:space="preserve">⟩</m:t>
+          </m:r>
+          <m:r>
+            <m:t xml:space="preserve">+</m:t>
+          </m:r>
+          <m:sSup>
+            <m:e>
+              <m:r>
+                <m:t xml:space="preserve">⟨n</m:t>
+              </m:r>
+            </m:e>
+            <m:sup>
+              <m:r>
+                <m:t xml:space="preserve">(0)</m:t>
+              </m:r>
+            </m:sup>
+          </m:sSup>
+          <m:r>
+            <m:t xml:space="preserve">|</m:t>
+          </m:r>
+          <m:r>
+            <m:t xml:space="preserve">H′</m:t>
+          </m:r>
+          <m:r>
+            <m:t xml:space="preserve">|</m:t>
+          </m:r>
+          <m:sSup>
+            <m:e>
+              <m:r>
+                <m:t xml:space="preserve">n</m:t>
+              </m:r>
+            </m:e>
+            <m:sup>
+              <m:r>
+                <m:t xml:space="preserve">(0)</m:t>
+              </m:r>
+            </m:sup>
+          </m:sSup>
+          <m:r>
+            <m:t xml:space="preserve">⟩</m:t>
+          </m:r>
+          <m:r>
+            <m:t xml:space="preserve">=</m:t>
+          </m:r>
+          <m:sSup>
+            <m:e>
+              <m:r>
+                <m:t xml:space="preserve">Eₙ</m:t>
+              </m:r>
+            </m:e>
+            <m:sup>
+              <m:r>
+                <m:t xml:space="preserve">(0)</m:t>
+              </m:r>
+            </m:sup>
+          </m:sSup>
+          <m:sSup>
+            <m:e>
+              <m:r>
+                <m:t xml:space="preserve">⟨n</m:t>
+              </m:r>
+            </m:e>
+            <m:sup>
+              <m:r>
+                <m:t xml:space="preserve">(0)</m:t>
+              </m:r>
+            </m:sup>
+          </m:sSup>
+          <m:r>
+            <m:t xml:space="preserve">|</m:t>
+          </m:r>
+          <m:sSup>
+            <m:e>
+              <m:r>
+                <m:t xml:space="preserve">n</m:t>
+              </m:r>
+            </m:e>
+            <m:sup>
+              <m:r>
+                <m:t xml:space="preserve">(1)</m:t>
+              </m:r>
+            </m:sup>
+          </m:sSup>
+          <m:r>
+            <m:t xml:space="preserve">⟩</m:t>
+          </m:r>
+          <m:r>
+            <m:t xml:space="preserve">+</m:t>
+          </m:r>
+          <m:sSup>
+            <m:e>
+              <m:r>
+                <m:t xml:space="preserve">Eₙ</m:t>
+              </m:r>
+            </m:e>
+            <m:sup>
+              <m:r>
+                <m:t xml:space="preserve">(1)</m:t>
+              </m:r>
+            </m:sup>
+          </m:sSup>
         </m:oMath>
       </m:oMathPara>
     </w:p>
@@ -670,8 +1366,56 @@
       </w:pPr>
       <m:oMathPara>
         <m:oMath>
+          <m:sSup>
+            <m:e>
+              <m:r>
+                <m:t xml:space="preserve">Eₙ</m:t>
+              </m:r>
+            </m:e>
+            <m:sup>
+              <m:r>
+                <m:t xml:space="preserve">(1)</m:t>
+              </m:r>
+            </m:sup>
+          </m:sSup>
           <m:r>
-            <m:t xml:space="preserve">Eₙ⁽¹⁾ = ⟨n⁽⁰⁾| H′ |n⁽⁰⁾⟩</m:t>
+            <m:t xml:space="preserve">=</m:t>
+          </m:r>
+          <m:sSup>
+            <m:e>
+              <m:r>
+                <m:t xml:space="preserve">⟨n</m:t>
+              </m:r>
+            </m:e>
+            <m:sup>
+              <m:r>
+                <m:t xml:space="preserve">(0)</m:t>
+              </m:r>
+            </m:sup>
+          </m:sSup>
+          <m:r>
+            <m:t xml:space="preserve">|</m:t>
+          </m:r>
+          <m:r>
+            <m:t xml:space="preserve">H′</m:t>
+          </m:r>
+          <m:r>
+            <m:t xml:space="preserve">|</m:t>
+          </m:r>
+          <m:sSup>
+            <m:e>
+              <m:r>
+                <m:t xml:space="preserve">n</m:t>
+              </m:r>
+            </m:e>
+            <m:sup>
+              <m:r>
+                <m:t xml:space="preserve">(0)</m:t>
+              </m:r>
+            </m:sup>
+          </m:sSup>
+          <m:r>
+            <m:t xml:space="preserve">⟩</m:t>
           </m:r>
         </m:oMath>
       </m:oMathPara>
@@ -701,9 +1445,107 @@
       </w:pPr>
       <m:oMathPara>
         <m:oMath>
+          <m:d>
+            <m:dPr/>
+            <m:e>
+              <m:sSup>
+                <m:e>
+                  <m:r>
+                    <m:t xml:space="preserve">Eₘ</m:t>
+                  </m:r>
+                </m:e>
+                <m:sup>
+                  <m:r>
+                    <m:t xml:space="preserve">(0)</m:t>
+                  </m:r>
+                </m:sup>
+              </m:sSup>
+              <m:r>
+                <m:t xml:space="preserve">−</m:t>
+              </m:r>
+              <m:sSup>
+                <m:e>
+                  <m:r>
+                    <m:t xml:space="preserve">Eₙ</m:t>
+                  </m:r>
+                </m:e>
+                <m:sup>
+                  <m:r>
+                    <m:t xml:space="preserve">(0)</m:t>
+                  </m:r>
+                </m:sup>
+              </m:sSup>
+            </m:e>
+          </m:d>
           <m:r>
-            <m:t xml:space="preserve">(Eₘ⁽⁰⁾ − Eₙ⁽⁰⁾) cₘ + Hₘₙ′ = 0,    so  cₘ = Hₘₙ′ / (Eₙ⁽⁰⁾ − Eₘ⁽⁰⁾)</m:t>
+            <m:t xml:space="preserve"> </m:t>
           </m:r>
+          <m:r>
+            <m:t xml:space="preserve">cₘ</m:t>
+          </m:r>
+          <m:r>
+            <m:t xml:space="preserve">+</m:t>
+          </m:r>
+          <m:r>
+            <m:t xml:space="preserve">Hₘₙ′</m:t>
+          </m:r>
+          <m:r>
+            <m:t xml:space="preserve">=</m:t>
+          </m:r>
+          <m:r>
+            <m:t xml:space="preserve">0</m:t>
+          </m:r>
+          <m:r>
+            <m:t xml:space="preserve">,</m:t>
+          </m:r>
+          <m:r>
+            <m:t xml:space="preserve">so</m:t>
+          </m:r>
+          <m:r>
+            <m:t xml:space="preserve"> </m:t>
+          </m:r>
+          <m:r>
+            <m:t xml:space="preserve">cₘ</m:t>
+          </m:r>
+          <m:r>
+            <m:t xml:space="preserve">=</m:t>
+          </m:r>
+          <m:f>
+            <m:num>
+              <m:r>
+                <m:t xml:space="preserve">Hₘₙ′</m:t>
+              </m:r>
+            </m:num>
+            <m:den>
+              <m:sSup>
+                <m:e>
+                  <m:r>
+                    <m:t xml:space="preserve">Eₙ</m:t>
+                  </m:r>
+                </m:e>
+                <m:sup>
+                  <m:r>
+                    <m:t xml:space="preserve">(0)</m:t>
+                  </m:r>
+                </m:sup>
+              </m:sSup>
+              <m:r>
+                <m:t xml:space="preserve">−</m:t>
+              </m:r>
+              <m:sSup>
+                <m:e>
+                  <m:r>
+                    <m:t xml:space="preserve">Eₘ</m:t>
+                  </m:r>
+                </m:e>
+                <m:sup>
+                  <m:r>
+                    <m:t xml:space="preserve">(0)</m:t>
+                  </m:r>
+                </m:sup>
+              </m:sSup>
+            </m:den>
+          </m:f>
         </m:oMath>
       </m:oMathPara>
     </w:p>
@@ -720,7 +1562,93 @@
       <m:oMathPara>
         <m:oMath>
           <m:r>
-            <m:t xml:space="preserve">|n⁽¹⁾⟩ = Σₘ≠ₙ [Hₘₙ′ / (Eₙ⁽⁰⁾−Eₘ⁽⁰⁾)] |m⁽⁰⁾⟩</m:t>
+            <m:t xml:space="preserve">|</m:t>
+          </m:r>
+          <m:sSup>
+            <m:e>
+              <m:r>
+                <m:t xml:space="preserve">n</m:t>
+              </m:r>
+            </m:e>
+            <m:sup>
+              <m:r>
+                <m:t xml:space="preserve">(1)</m:t>
+              </m:r>
+            </m:sup>
+          </m:sSup>
+          <m:r>
+            <m:t xml:space="preserve">⟩</m:t>
+          </m:r>
+          <m:r>
+            <m:t xml:space="preserve">=</m:t>
+          </m:r>
+          <m:r>
+            <m:t xml:space="preserve">Σₘ≠ₙ</m:t>
+          </m:r>
+          <m:r>
+            <m:t xml:space="preserve"> </m:t>
+          </m:r>
+          <m:d>
+            <m:dPr>
+              <m:begChr m:val="["/>
+              <m:endChr m:val="]"/>
+            </m:dPr>
+            <m:e>
+              <m:f>
+                <m:num>
+                  <m:r>
+                    <m:t xml:space="preserve">Hₘₙ′</m:t>
+                  </m:r>
+                </m:num>
+                <m:den>
+                  <m:sSup>
+                    <m:e>
+                      <m:r>
+                        <m:t xml:space="preserve">Eₙ</m:t>
+                      </m:r>
+                    </m:e>
+                    <m:sup>
+                      <m:r>
+                        <m:t xml:space="preserve">(0)</m:t>
+                      </m:r>
+                    </m:sup>
+                  </m:sSup>
+                  <m:r>
+                    <m:t xml:space="preserve">−</m:t>
+                  </m:r>
+                  <m:sSup>
+                    <m:e>
+                      <m:r>
+                        <m:t xml:space="preserve">Eₘ</m:t>
+                      </m:r>
+                    </m:e>
+                    <m:sup>
+                      <m:r>
+                        <m:t xml:space="preserve">(0)</m:t>
+                      </m:r>
+                    </m:sup>
+                  </m:sSup>
+                </m:den>
+              </m:f>
+            </m:e>
+          </m:d>
+          <m:r>
+            <m:t xml:space="preserve">|</m:t>
+          </m:r>
+          <m:sSup>
+            <m:e>
+              <m:r>
+                <m:t xml:space="preserve">m</m:t>
+              </m:r>
+            </m:e>
+            <m:sup>
+              <m:r>
+                <m:t xml:space="preserve">(0)</m:t>
+              </m:r>
+            </m:sup>
+          </m:sSup>
+          <m:r>
+            <m:t xml:space="preserve">⟩</m:t>
           </m:r>
         </m:oMath>
       </m:oMathPara>
@@ -750,9 +1678,119 @@
       </w:pPr>
       <m:oMathPara>
         <m:oMath>
+          <m:sSup>
+            <m:e>
+              <m:r>
+                <m:t xml:space="preserve">Eₙ</m:t>
+              </m:r>
+            </m:e>
+            <m:sup>
+              <m:r>
+                <m:t xml:space="preserve">(2)</m:t>
+              </m:r>
+            </m:sup>
+          </m:sSup>
           <m:r>
-            <m:t xml:space="preserve">Eₙ⁽²⁾ = ⟨n⁽⁰⁾|H′|n⁽¹⁾⟩ = Σₘ≠ₙ |Hₘₙ′|² / (Eₙ⁽⁰⁾ − Eₘ⁽⁰⁾)</m:t>
+            <m:t xml:space="preserve">=</m:t>
           </m:r>
+          <m:sSup>
+            <m:e>
+              <m:r>
+                <m:t xml:space="preserve">⟨n</m:t>
+              </m:r>
+            </m:e>
+            <m:sup>
+              <m:r>
+                <m:t xml:space="preserve">(0)</m:t>
+              </m:r>
+            </m:sup>
+          </m:sSup>
+          <m:r>
+            <m:t xml:space="preserve">|</m:t>
+          </m:r>
+          <m:r>
+            <m:t xml:space="preserve">H′</m:t>
+          </m:r>
+          <m:r>
+            <m:t xml:space="preserve">|</m:t>
+          </m:r>
+          <m:sSup>
+            <m:e>
+              <m:r>
+                <m:t xml:space="preserve">n</m:t>
+              </m:r>
+            </m:e>
+            <m:sup>
+              <m:r>
+                <m:t xml:space="preserve">(1)</m:t>
+              </m:r>
+            </m:sup>
+          </m:sSup>
+          <m:r>
+            <m:t xml:space="preserve">⟩</m:t>
+          </m:r>
+          <m:r>
+            <m:t xml:space="preserve">=</m:t>
+          </m:r>
+          <m:r>
+            <m:t xml:space="preserve">Σₘ≠ₙ</m:t>
+          </m:r>
+          <m:r>
+            <m:t xml:space="preserve"> </m:t>
+          </m:r>
+          <m:f>
+            <m:num>
+              <m:sSup>
+                <m:e>
+                  <m:d>
+                    <m:dPr>
+                      <m:begChr m:val="|"/>
+                      <m:endChr m:val="|"/>
+                    </m:dPr>
+                    <m:e>
+                      <m:r>
+                        <m:t xml:space="preserve">Hₘₙ′</m:t>
+                      </m:r>
+                    </m:e>
+                  </m:d>
+                </m:e>
+                <m:sup>
+                  <m:r>
+                    <m:t xml:space="preserve">2</m:t>
+                  </m:r>
+                </m:sup>
+              </m:sSup>
+            </m:num>
+            <m:den>
+              <m:sSup>
+                <m:e>
+                  <m:r>
+                    <m:t xml:space="preserve">Eₙ</m:t>
+                  </m:r>
+                </m:e>
+                <m:sup>
+                  <m:r>
+                    <m:t xml:space="preserve">(0)</m:t>
+                  </m:r>
+                </m:sup>
+              </m:sSup>
+              <m:r>
+                <m:t xml:space="preserve">−</m:t>
+              </m:r>
+              <m:sSup>
+                <m:e>
+                  <m:r>
+                    <m:t xml:space="preserve">Eₘ</m:t>
+                  </m:r>
+                </m:e>
+                <m:sup>
+                  <m:r>
+                    <m:t xml:space="preserve">(0)</m:t>
+                  </m:r>
+                </m:sup>
+              </m:sSup>
+            </m:den>
+          </m:f>
         </m:oMath>
       </m:oMathPara>
     </w:p>
@@ -816,7 +1854,109 @@
       <m:oMathPara>
         <m:oMath>
           <m:r>
-            <m:t xml:space="preserve">Hᵢⱼ′ = ⟨n⁽⁰⁾ᵢ|H′|n⁽⁰⁾ⱼ⟩,    diagonalize this g×g Hermitian matrix as in Lesson 1</m:t>
+            <m:t xml:space="preserve">Hᵢⱼ′</m:t>
+          </m:r>
+          <m:r>
+            <m:t xml:space="preserve">=</m:t>
+          </m:r>
+          <m:sSup>
+            <m:e>
+              <m:r>
+                <m:t xml:space="preserve">⟨n</m:t>
+              </m:r>
+            </m:e>
+            <m:sup>
+              <m:r>
+                <m:t xml:space="preserve">(0)</m:t>
+              </m:r>
+            </m:sup>
+          </m:sSup>
+          <m:r>
+            <m:t xml:space="preserve">ᵢ</m:t>
+          </m:r>
+          <m:r>
+            <m:t xml:space="preserve">|</m:t>
+          </m:r>
+          <m:r>
+            <m:t xml:space="preserve">H′</m:t>
+          </m:r>
+          <m:r>
+            <m:t xml:space="preserve">|</m:t>
+          </m:r>
+          <m:sSup>
+            <m:e>
+              <m:r>
+                <m:t xml:space="preserve">n</m:t>
+              </m:r>
+            </m:e>
+            <m:sup>
+              <m:r>
+                <m:t xml:space="preserve">(0)</m:t>
+              </m:r>
+            </m:sup>
+          </m:sSup>
+          <m:r>
+            <m:t xml:space="preserve">ⱼ⟩</m:t>
+          </m:r>
+          <m:r>
+            <m:t xml:space="preserve">,</m:t>
+          </m:r>
+          <m:r>
+            <m:t xml:space="preserve">diagonalize</m:t>
+          </m:r>
+          <m:r>
+            <m:t xml:space="preserve"> </m:t>
+          </m:r>
+          <m:r>
+            <m:t xml:space="preserve">this</m:t>
+          </m:r>
+          <m:r>
+            <m:t xml:space="preserve"> </m:t>
+          </m:r>
+          <m:r>
+            <m:t xml:space="preserve">g</m:t>
+          </m:r>
+          <m:r>
+            <m:t xml:space="preserve">×</m:t>
+          </m:r>
+          <m:r>
+            <m:t xml:space="preserve">g</m:t>
+          </m:r>
+          <m:r>
+            <m:t xml:space="preserve"> </m:t>
+          </m:r>
+          <m:r>
+            <m:t xml:space="preserve">Hermitian</m:t>
+          </m:r>
+          <m:r>
+            <m:t xml:space="preserve"> </m:t>
+          </m:r>
+          <m:r>
+            <m:t xml:space="preserve">matrix</m:t>
+          </m:r>
+          <m:r>
+            <m:t xml:space="preserve"> </m:t>
+          </m:r>
+          <m:r>
+            <m:t xml:space="preserve">as</m:t>
+          </m:r>
+          <m:r>
+            <m:t xml:space="preserve"> </m:t>
+          </m:r>
+          <m:r>
+            <m:t xml:space="preserve">in</m:t>
+          </m:r>
+          <m:r>
+            <m:t xml:space="preserve"> </m:t>
+          </m:r>
+          <m:r>
+            <m:t xml:space="preserve">Lesson</m:t>
+          </m:r>
+          <m:r>
+            <m:t xml:space="preserve"> </m:t>
+          </m:r>
+          <m:r>
+            <m:t xml:space="preserve">1</m:t>
           </m:r>
         </m:oMath>
       </m:oMathPara>
@@ -927,9 +2067,54 @@
       </w:pPr>
       <m:oMathPara>
         <m:oMath>
+          <m:sSub>
+            <m:e>
+              <m:r>
+                <m:t xml:space="preserve">H′</m:t>
+              </m:r>
+            </m:e>
+            <m:sub>
+              <m:r>
+                <m:t xml:space="preserve">rel</m:t>
+              </m:r>
+            </m:sub>
+          </m:sSub>
           <m:r>
-            <m:t xml:space="preserve">H′_(rel) = −p̂⁴ / (8m³)</m:t>
+            <m:t xml:space="preserve">=</m:t>
           </m:r>
+          <m:r>
+            <m:t xml:space="preserve">−</m:t>
+          </m:r>
+          <m:f>
+            <m:num>
+              <m:sSup>
+                <m:e>
+                  <m:r>
+                    <m:t xml:space="preserve">p̂</m:t>
+                  </m:r>
+                </m:e>
+                <m:sup>
+                  <m:r>
+                    <m:t xml:space="preserve">4</m:t>
+                  </m:r>
+                </m:sup>
+              </m:sSup>
+            </m:num>
+            <m:den>
+              <m:sSup>
+                <m:e>
+                  <m:r>
+                    <m:t xml:space="preserve">8m</m:t>
+                  </m:r>
+                </m:e>
+                <m:sup>
+                  <m:r>
+                    <m:t xml:space="preserve">3</m:t>
+                  </m:r>
+                </m:sup>
+              </m:sSup>
+            </m:den>
+          </m:f>
         </m:oMath>
       </m:oMathPara>
     </w:p>
@@ -958,8 +2143,99 @@
       </w:pPr>
       <m:oMathPara>
         <m:oMath>
+          <m:sSub>
+            <m:e>
+              <m:r>
+                <m:t xml:space="preserve">H′</m:t>
+              </m:r>
+            </m:e>
+            <m:sub>
+              <m:r>
+                <m:t xml:space="preserve">SO</m:t>
+              </m:r>
+            </m:sub>
+          </m:sSub>
           <m:r>
-            <m:t xml:space="preserve">H′_(SO) = (1/2m²c²)(1/r)(dV/dr) L·S</m:t>
+            <m:t xml:space="preserve">=</m:t>
+          </m:r>
+          <m:f>
+            <m:num>
+              <m:r>
+                <m:t xml:space="preserve">1</m:t>
+              </m:r>
+            </m:num>
+            <m:den>
+              <m:sSup>
+                <m:e>
+                  <m:r>
+                    <m:t xml:space="preserve">2m</m:t>
+                  </m:r>
+                </m:e>
+                <m:sup>
+                  <m:r>
+                    <m:t xml:space="preserve">2</m:t>
+                  </m:r>
+                </m:sup>
+              </m:sSup>
+              <m:sSup>
+                <m:e>
+                  <m:r>
+                    <m:t xml:space="preserve">c</m:t>
+                  </m:r>
+                </m:e>
+                <m:sup>
+                  <m:r>
+                    <m:t xml:space="preserve">2</m:t>
+                  </m:r>
+                </m:sup>
+              </m:sSup>
+            </m:den>
+          </m:f>
+          <m:d>
+            <m:dPr/>
+            <m:e>
+              <m:f>
+                <m:num>
+                  <m:r>
+                    <m:t xml:space="preserve">1</m:t>
+                  </m:r>
+                </m:num>
+                <m:den>
+                  <m:r>
+                    <m:t xml:space="preserve">r</m:t>
+                  </m:r>
+                </m:den>
+              </m:f>
+            </m:e>
+          </m:d>
+          <m:d>
+            <m:dPr/>
+            <m:e>
+              <m:f>
+                <m:num>
+                  <m:r>
+                    <m:t xml:space="preserve">dV</m:t>
+                  </m:r>
+                </m:num>
+                <m:den>
+                  <m:r>
+                    <m:t xml:space="preserve">dr</m:t>
+                  </m:r>
+                </m:den>
+              </m:f>
+            </m:e>
+          </m:d>
+          <m:r>
+            <m:t xml:space="preserve"> </m:t>
+          </m:r>
+          <m:r>
+            <m:t xml:space="preserve">L</m:t>
+          </m:r>
+          <m:r>
+            <m:t xml:space="preserve">·</m:t>
+          </m:r>
+          <m:r>
+            <m:t xml:space="preserve">S</m:t>
           </m:r>
         </m:oMath>
       </m:oMathPara>
@@ -1002,9 +2278,172 @@
       </w:pPr>
       <m:oMathPara>
         <m:oMath>
+          <m:sSub>
+            <m:e>
+              <m:r>
+                <m:t xml:space="preserve">E</m:t>
+              </m:r>
+            </m:e>
+            <m:sub>
+              <m:r>
+                <m:t xml:space="preserve">n</m:t>
+              </m:r>
+              <m:r>
+                <m:t xml:space="preserve">,</m:t>
+              </m:r>
+              <m:r>
+                <m:t xml:space="preserve">j</m:t>
+              </m:r>
+            </m:sub>
+          </m:sSub>
           <m:r>
-            <m:t xml:space="preserve">E_(n,j) = −(α²mc²)/(2n²) [ 1 + (α²/n²)(n/(j+1/2) − 3/4) + ⋯ ]</m:t>
+            <m:t xml:space="preserve">=</m:t>
           </m:r>
+          <m:r>
+            <m:t xml:space="preserve">−</m:t>
+          </m:r>
+          <m:f>
+            <m:num>
+              <m:sSup>
+                <m:e>
+                  <m:r>
+                    <m:t xml:space="preserve">α</m:t>
+                  </m:r>
+                </m:e>
+                <m:sup>
+                  <m:r>
+                    <m:t xml:space="preserve">2</m:t>
+                  </m:r>
+                </m:sup>
+              </m:sSup>
+              <m:sSup>
+                <m:e>
+                  <m:r>
+                    <m:t xml:space="preserve">mc</m:t>
+                  </m:r>
+                </m:e>
+                <m:sup>
+                  <m:r>
+                    <m:t xml:space="preserve">2</m:t>
+                  </m:r>
+                </m:sup>
+              </m:sSup>
+            </m:num>
+            <m:den>
+              <m:sSup>
+                <m:e>
+                  <m:r>
+                    <m:t xml:space="preserve">2n</m:t>
+                  </m:r>
+                </m:e>
+                <m:sup>
+                  <m:r>
+                    <m:t xml:space="preserve">2</m:t>
+                  </m:r>
+                </m:sup>
+              </m:sSup>
+            </m:den>
+          </m:f>
+          <m:r>
+            <m:t xml:space="preserve"> </m:t>
+          </m:r>
+          <m:d>
+            <m:dPr>
+              <m:begChr m:val="["/>
+              <m:endChr m:val="]"/>
+            </m:dPr>
+            <m:e>
+              <m:r>
+                <m:t xml:space="preserve">1</m:t>
+              </m:r>
+              <m:r>
+                <m:t xml:space="preserve">+</m:t>
+              </m:r>
+              <m:f>
+                <m:num>
+                  <m:sSup>
+                    <m:e>
+                      <m:r>
+                        <m:t xml:space="preserve">α</m:t>
+                      </m:r>
+                    </m:e>
+                    <m:sup>
+                      <m:r>
+                        <m:t xml:space="preserve">2</m:t>
+                      </m:r>
+                    </m:sup>
+                  </m:sSup>
+                </m:num>
+                <m:den>
+                  <m:sSup>
+                    <m:e>
+                      <m:r>
+                        <m:t xml:space="preserve">n</m:t>
+                      </m:r>
+                    </m:e>
+                    <m:sup>
+                      <m:r>
+                        <m:t xml:space="preserve">2</m:t>
+                      </m:r>
+                    </m:sup>
+                  </m:sSup>
+                </m:den>
+              </m:f>
+              <m:d>
+                <m:dPr/>
+                <m:e>
+                  <m:f>
+                    <m:num>
+                      <m:r>
+                        <m:t xml:space="preserve">n</m:t>
+                      </m:r>
+                    </m:num>
+                    <m:den>
+                      <m:r>
+                        <m:t xml:space="preserve">j</m:t>
+                      </m:r>
+                      <m:r>
+                        <m:t xml:space="preserve">+</m:t>
+                      </m:r>
+                      <m:f>
+                        <m:num>
+                          <m:r>
+                            <m:t xml:space="preserve">1</m:t>
+                          </m:r>
+                        </m:num>
+                        <m:den>
+                          <m:r>
+                            <m:t xml:space="preserve">2</m:t>
+                          </m:r>
+                        </m:den>
+                      </m:f>
+                    </m:den>
+                  </m:f>
+                  <m:r>
+                    <m:t xml:space="preserve">−</m:t>
+                  </m:r>
+                  <m:f>
+                    <m:num>
+                      <m:r>
+                        <m:t xml:space="preserve">3</m:t>
+                      </m:r>
+                    </m:num>
+                    <m:den>
+                      <m:r>
+                        <m:t xml:space="preserve">4</m:t>
+                      </m:r>
+                    </m:den>
+                  </m:f>
+                </m:e>
+              </m:d>
+              <m:r>
+                <m:t xml:space="preserve">+</m:t>
+              </m:r>
+              <m:r>
+                <m:t xml:space="preserve">⋯</m:t>
+              </m:r>
+            </m:e>
+          </m:d>
         </m:oMath>
       </m:oMathPara>
     </w:p>
